--- a/School Network Project Report.docx
+++ b/School Network Project Report.docx
@@ -122,10 +122,8 @@
         <w:jc w:val="center"/>
         <w:rPr>
           <w:rFonts w:asciiTheme="majorBidi" w:hAnsiTheme="majorBidi" w:cstheme="majorBidi"/>
-          <w:b/>
-          <w:bCs/>
-          <w:sz w:val="32"/>
-          <w:szCs w:val="32"/>
+          <w:sz w:val="28"/>
+          <w:szCs w:val="28"/>
         </w:rPr>
       </w:pPr>
       <w:r>
@@ -177,6 +175,18 @@
       <w:pPr>
         <w:jc w:val="center"/>
         <w:rPr>
+          <w:rFonts w:asciiTheme="majorBidi" w:hAnsiTheme="majorBidi" w:cstheme="majorBidi"/>
+          <w:b/>
+          <w:bCs/>
+          <w:sz w:val="32"/>
+          <w:szCs w:val="32"/>
+        </w:rPr>
+      </w:pPr>
+    </w:p>
+    <w:p>
+      <w:pPr>
+        <w:jc w:val="center"/>
+        <w:rPr>
           <w:rFonts w:ascii="Times New Roman" w:hAnsi="Times New Roman" w:cs="Times New Roman"/>
           <w:b/>
           <w:bCs/>
@@ -236,158 +246,78 @@
         <w:jc w:val="center"/>
         <w:rPr>
           <w:rFonts w:ascii="Times New Roman" w:hAnsi="Times New Roman" w:cs="Times New Roman"/>
+          <w:b/>
+          <w:bCs/>
           <w:sz w:val="32"/>
           <w:szCs w:val="32"/>
         </w:rPr>
       </w:pPr>
       <w:proofErr w:type="spellStart"/>
       <w:r>
+        <w:rPr>
+          <w:rFonts w:ascii="Times New Roman" w:hAnsi="Times New Roman" w:cs="Times New Roman"/>
+          <w:b/>
+          <w:bCs/>
+          <w:sz w:val="32"/>
+          <w:szCs w:val="32"/>
+        </w:rPr>
+        <w:t>BsCS</w:t>
+      </w:r>
+      <w:proofErr w:type="spellEnd"/>
+      <w:r>
+        <w:rPr>
+          <w:rFonts w:ascii="Times New Roman" w:hAnsi="Times New Roman" w:cs="Times New Roman"/>
+          <w:b/>
+          <w:bCs/>
+          <w:sz w:val="32"/>
+          <w:szCs w:val="32"/>
+        </w:rPr>
+        <w:t xml:space="preserve"> F-24 (A)</w:t>
+      </w:r>
+    </w:p>
+    <w:p>
+      <w:pPr>
+        <w:jc w:val="center"/>
+        <w:rPr>
+          <w:rFonts w:ascii="Times New Roman" w:hAnsi="Times New Roman" w:cs="Times New Roman"/>
+          <w:b/>
+          <w:bCs/>
+          <w:sz w:val="32"/>
+          <w:szCs w:val="32"/>
+        </w:rPr>
+      </w:pPr>
+    </w:p>
+    <w:p>
+      <w:pPr>
+        <w:jc w:val="center"/>
         <w:rPr>
           <w:rFonts w:ascii="Times New Roman" w:hAnsi="Times New Roman" w:cs="Times New Roman"/>
           <w:sz w:val="32"/>
           <w:szCs w:val="32"/>
         </w:rPr>
-        <w:t>Fizza</w:t>
-      </w:r>
-      <w:proofErr w:type="spellEnd"/>
+      </w:pPr>
       <w:r>
         <w:rPr>
           <w:rFonts w:ascii="Times New Roman" w:hAnsi="Times New Roman" w:cs="Times New Roman"/>
+          <w:b/>
+          <w:bCs/>
           <w:sz w:val="32"/>
           <w:szCs w:val="32"/>
         </w:rPr>
-        <w:t xml:space="preserve"> </w:t>
-      </w:r>
-      <w:proofErr w:type="spellStart"/>
+        <w:t>Instructor</w:t>
+      </w:r>
+      <w:bookmarkStart w:id="0" w:name="_GoBack"/>
+      <w:bookmarkEnd w:id="0"/>
       <w:r>
         <w:rPr>
           <w:rFonts w:ascii="Times New Roman" w:hAnsi="Times New Roman" w:cs="Times New Roman"/>
+          <w:b/>
+          <w:bCs/>
           <w:sz w:val="32"/>
           <w:szCs w:val="32"/>
         </w:rPr>
-        <w:t>Naeem</w:t>
-      </w:r>
-      <w:proofErr w:type="spellEnd"/>
-      <w:r>
-        <w:rPr>
-          <w:rFonts w:ascii="Times New Roman" w:hAnsi="Times New Roman" w:cs="Times New Roman"/>
-          <w:sz w:val="32"/>
-          <w:szCs w:val="32"/>
-        </w:rPr>
-        <w:t xml:space="preserve"> (243782)</w:t>
-      </w:r>
-    </w:p>
-    <w:p>
-      <w:pPr>
-        <w:jc w:val="center"/>
-        <w:rPr>
-          <w:rFonts w:ascii="Times New Roman" w:hAnsi="Times New Roman" w:cs="Times New Roman"/>
-          <w:sz w:val="32"/>
-          <w:szCs w:val="32"/>
-        </w:rPr>
-      </w:pPr>
-      <w:proofErr w:type="spellStart"/>
-      <w:r>
-        <w:rPr>
-          <w:rFonts w:ascii="Times New Roman" w:hAnsi="Times New Roman" w:cs="Times New Roman"/>
-          <w:sz w:val="32"/>
-          <w:szCs w:val="32"/>
-        </w:rPr>
-        <w:t>Umme</w:t>
-      </w:r>
-      <w:proofErr w:type="spellEnd"/>
-      <w:r>
-        <w:rPr>
-          <w:rFonts w:ascii="Times New Roman" w:hAnsi="Times New Roman" w:cs="Times New Roman"/>
-          <w:sz w:val="32"/>
-          <w:szCs w:val="32"/>
-        </w:rPr>
-        <w:t xml:space="preserve"> </w:t>
-      </w:r>
-      <w:proofErr w:type="spellStart"/>
-      <w:r>
-        <w:rPr>
-          <w:rFonts w:ascii="Times New Roman" w:hAnsi="Times New Roman" w:cs="Times New Roman"/>
-          <w:sz w:val="32"/>
-          <w:szCs w:val="32"/>
-        </w:rPr>
-        <w:t>Ruman</w:t>
-      </w:r>
-      <w:proofErr w:type="spellEnd"/>
-      <w:r>
-        <w:rPr>
-          <w:rFonts w:ascii="Times New Roman" w:hAnsi="Times New Roman" w:cs="Times New Roman"/>
-          <w:sz w:val="32"/>
-          <w:szCs w:val="32"/>
-        </w:rPr>
-        <w:t xml:space="preserve"> (243566)</w:t>
-      </w:r>
-    </w:p>
-    <w:p>
-      <w:pPr>
-        <w:jc w:val="center"/>
-        <w:rPr>
-          <w:rFonts w:ascii="Times New Roman" w:hAnsi="Times New Roman" w:cs="Times New Roman"/>
-          <w:b/>
-          <w:bCs/>
-          <w:sz w:val="32"/>
-          <w:szCs w:val="32"/>
-        </w:rPr>
-      </w:pPr>
-      <w:proofErr w:type="spellStart"/>
-      <w:r>
-        <w:rPr>
-          <w:rFonts w:ascii="Times New Roman" w:hAnsi="Times New Roman" w:cs="Times New Roman"/>
-          <w:b/>
-          <w:bCs/>
-          <w:sz w:val="32"/>
-          <w:szCs w:val="32"/>
-        </w:rPr>
-        <w:t>BsCS</w:t>
-      </w:r>
-      <w:proofErr w:type="spellEnd"/>
-      <w:r>
-        <w:rPr>
-          <w:rFonts w:ascii="Times New Roman" w:hAnsi="Times New Roman" w:cs="Times New Roman"/>
-          <w:b/>
-          <w:bCs/>
-          <w:sz w:val="32"/>
-          <w:szCs w:val="32"/>
-        </w:rPr>
-        <w:t xml:space="preserve"> F-24 (A)</w:t>
-      </w:r>
-    </w:p>
-    <w:p>
-      <w:pPr>
-        <w:jc w:val="center"/>
-        <w:rPr>
-          <w:rFonts w:ascii="Times New Roman" w:hAnsi="Times New Roman" w:cs="Times New Roman"/>
-          <w:sz w:val="32"/>
-          <w:szCs w:val="32"/>
-        </w:rPr>
-      </w:pPr>
-      <w:r>
-        <w:rPr>
-          <w:rFonts w:ascii="Times New Roman" w:hAnsi="Times New Roman" w:cs="Times New Roman"/>
-          <w:b/>
-          <w:bCs/>
-          <w:sz w:val="32"/>
-          <w:szCs w:val="32"/>
-        </w:rPr>
-        <w:t>Submitted To</w:t>
-      </w:r>
-      <w:proofErr w:type="gramStart"/>
-      <w:r>
-        <w:rPr>
-          <w:rFonts w:ascii="Times New Roman" w:hAnsi="Times New Roman" w:cs="Times New Roman"/>
-          <w:b/>
-          <w:bCs/>
-          <w:sz w:val="32"/>
-          <w:szCs w:val="32"/>
-        </w:rPr>
         <w:t>:</w:t>
       </w:r>
-      <w:proofErr w:type="gramEnd"/>
       <w:r>
         <w:rPr>
           <w:rFonts w:ascii="Times New Roman" w:hAnsi="Times New Roman" w:cs="Times New Roman"/>
@@ -451,7 +381,13 @@
     <w:sdt>
       <w:sdtPr>
         <w:rPr>
-          <w:rFonts w:asciiTheme="majorBidi" w:hAnsiTheme="majorBidi"/>
+          <w:rFonts w:asciiTheme="majorBidi" w:eastAsiaTheme="minorHAnsi" w:hAnsiTheme="majorBidi" w:cstheme="minorBidi"/>
+          <w:b w:val="0"/>
+          <w:bCs w:val="0"/>
+          <w:color w:val="auto"/>
+          <w:sz w:val="22"/>
+          <w:szCs w:val="22"/>
+          <w:lang w:eastAsia="en-US"/>
         </w:rPr>
         <w:id w:val="-925262503"/>
         <w:docPartObj>
@@ -461,12 +397,7 @@
       </w:sdtPr>
       <w:sdtEndPr>
         <w:rPr>
-          <w:rFonts w:eastAsiaTheme="minorHAnsi"/>
           <w:noProof/>
-          <w:color w:val="auto"/>
-          <w:sz w:val="22"/>
-          <w:szCs w:val="22"/>
-          <w:lang w:eastAsia="en-US"/>
         </w:rPr>
       </w:sdtEndPr>
       <w:sdtContent>
@@ -2278,8 +2209,6 @@
           <w:szCs w:val="48"/>
         </w:rPr>
       </w:pPr>
-      <w:bookmarkStart w:id="0" w:name="_GoBack"/>
-      <w:bookmarkEnd w:id="0"/>
     </w:p>
     <w:p>
       <w:pPr>
@@ -3083,6 +3012,7 @@
       <w:r>
         <w:rPr>
           <w:rFonts w:ascii="Times New Roman" w:eastAsia="Times New Roman" w:hAnsi="Times New Roman" w:cs="Times New Roman"/>
+          <w:noProof/>
           <w:sz w:val="24"/>
           <w:szCs w:val="24"/>
         </w:rPr>
@@ -6350,17 +6280,7 @@
           <w:sz w:val="28"/>
           <w:szCs w:val="28"/>
         </w:rPr>
-        <w:t xml:space="preserve"> (</w:t>
-      </w:r>
-      <w:r>
-        <w:rPr>
-          <w:rFonts w:ascii="Times New Roman" w:eastAsia="Times New Roman" w:hAnsi="Times New Roman" w:cs="Times New Roman"/>
-          <w:b/>
-          <w:bCs/>
-          <w:sz w:val="28"/>
-          <w:szCs w:val="28"/>
-        </w:rPr>
-        <w:t>From Student-PC1 to Admin-PC)</w:t>
+        <w:t xml:space="preserve"> (From Student-PC1 to Admin-PC)</w:t>
       </w:r>
     </w:p>
     <w:p>
@@ -7437,7 +7357,7 @@
           <w:rPr>
             <w:noProof/>
           </w:rPr>
-          <w:t>14</w:t>
+          <w:t>1</w:t>
         </w:r>
         <w:r>
           <w:rPr>
@@ -9632,6 +9552,7 @@
   <w:style w:type="character" w:default="1" w:styleId="DefaultParagraphFont">
     <w:name w:val="Default Paragraph Font"/>
     <w:uiPriority w:val="1"/>
+    <w:semiHidden/>
     <w:unhideWhenUsed/>
   </w:style>
   <w:style w:type="table" w:default="1" w:styleId="TableNormal">
@@ -10133,6 +10054,7 @@
   <w:style w:type="character" w:default="1" w:styleId="DefaultParagraphFont">
     <w:name w:val="Default Paragraph Font"/>
     <w:uiPriority w:val="1"/>
+    <w:semiHidden/>
     <w:unhideWhenUsed/>
   </w:style>
   <w:style w:type="table" w:default="1" w:styleId="TableNormal">
@@ -10702,7 +10624,7 @@
 </file>
 
 <file path=customXml/itemProps1.xml><?xml version="1.0" encoding="utf-8"?>
-<ds:datastoreItem xmlns:ds="http://schemas.openxmlformats.org/officeDocument/2006/customXml" ds:itemID="{34E12483-5CB7-4BF4-8E7A-598C03862511}">
+<ds:datastoreItem xmlns:ds="http://schemas.openxmlformats.org/officeDocument/2006/customXml" ds:itemID="{10FB1E8A-6CCA-4346-9AE0-69BCDFE3A803}">
   <ds:schemaRefs>
     <ds:schemaRef ds:uri="http://schemas.openxmlformats.org/officeDocument/2006/bibliography"/>
   </ds:schemaRefs>
